--- a/input/E021 Valentine_s Day Special/Valentine_s Day Special - Script for Rana.docx
+++ b/input/E021 Valentine_s Day Special/Valentine_s Day Special - Script for Rana.docx
@@ -1808,7 +1808,6 @@
       <w:pPr>
         <w:spacing w:after="280" w:lineRule="auto"/>
         <w:rPr>
-          <w:strike w:val="1"/>
           <w:color w:val="a3a3a3"/>
           <w:sz w:val="24"/>
           <w:szCs w:val="24"/>
@@ -1849,7 +1848,6 @@
       <w:pPr>
         <w:spacing w:after="280" w:lineRule="auto"/>
         <w:rPr>
-          <w:strike w:val="1"/>
           <w:color w:val="a3a3a3"/>
           <w:sz w:val="24"/>
           <w:szCs w:val="24"/>
@@ -1879,7 +1877,6 @@
       <w:pPr>
         <w:spacing w:after="280" w:lineRule="auto"/>
         <w:rPr>
-          <w:strike w:val="1"/>
           <w:color w:val="a3a3a3"/>
           <w:sz w:val="24"/>
           <w:szCs w:val="24"/>
@@ -2202,7 +2199,6 @@
       <w:pPr>
         <w:spacing w:after="280" w:lineRule="auto"/>
         <w:rPr>
-          <w:strike w:val="1"/>
           <w:sz w:val="26"/>
           <w:szCs w:val="26"/>
         </w:rPr>
@@ -2250,7 +2246,6 @@
       <w:pPr>
         <w:spacing w:after="280" w:lineRule="auto"/>
         <w:rPr>
-          <w:strike w:val="1"/>
           <w:color w:val="a3a3a3"/>
           <w:sz w:val="24"/>
           <w:szCs w:val="24"/>
@@ -2298,7 +2293,6 @@
       <w:pPr>
         <w:spacing w:after="280" w:lineRule="auto"/>
         <w:rPr>
-          <w:strike w:val="1"/>
           <w:sz w:val="24"/>
           <w:szCs w:val="24"/>
         </w:rPr>
@@ -2393,7 +2387,6 @@
       <w:pPr>
         <w:spacing w:after="280" w:lineRule="auto"/>
         <w:rPr>
-          <w:strike w:val="1"/>
           <w:color w:val="a3a3a3"/>
           <w:sz w:val="24"/>
           <w:szCs w:val="24"/>
@@ -2437,7 +2430,6 @@
       <w:pPr>
         <w:spacing w:after="280" w:lineRule="auto"/>
         <w:rPr>
-          <w:strike w:val="1"/>
           <w:color w:val="a3a3a3"/>
           <w:sz w:val="24"/>
           <w:szCs w:val="24"/>
@@ -3056,7 +3048,6 @@
       <w:pPr>
         <w:spacing w:after="280" w:lineRule="auto"/>
         <w:rPr>
-          <w:strike w:val="1"/>
           <w:color w:val="a3a3a3"/>
           <w:sz w:val="24"/>
           <w:szCs w:val="24"/>
@@ -3554,7 +3545,6 @@
       <w:pPr>
         <w:spacing w:after="280" w:lineRule="auto"/>
         <w:rPr>
-          <w:strike w:val="1"/>
           <w:color w:val="a3a3a3"/>
           <w:sz w:val="24"/>
           <w:szCs w:val="24"/>
@@ -3800,7 +3790,6 @@
       <w:pPr>
         <w:spacing w:after="280" w:lineRule="auto"/>
         <w:rPr>
-          <w:strike w:val="1"/>
           <w:color w:val="a3a3a3"/>
           <w:sz w:val="24"/>
           <w:szCs w:val="24"/>
@@ -3852,7 +3841,6 @@
       <w:pPr>
         <w:spacing w:after="280" w:lineRule="auto"/>
         <w:rPr>
-          <w:strike w:val="1"/>
           <w:color w:val="a3a3a3"/>
           <w:sz w:val="24"/>
           <w:szCs w:val="24"/>
@@ -4812,7 +4800,6 @@
       <w:pPr>
         <w:spacing w:after="280" w:lineRule="auto"/>
         <w:rPr>
-          <w:strike w:val="1"/>
           <w:color w:val="a3a3a3"/>
           <w:sz w:val="24"/>
           <w:szCs w:val="24"/>
@@ -4951,7 +4938,6 @@
       <w:pPr>
         <w:spacing w:after="280" w:lineRule="auto"/>
         <w:rPr>
-          <w:strike w:val="1"/>
           <w:color w:val="0000ff"/>
           <w:sz w:val="24"/>
           <w:szCs w:val="24"/>
@@ -5087,7 +5073,6 @@
       <w:pPr>
         <w:spacing w:after="280" w:lineRule="auto"/>
         <w:rPr>
-          <w:strike w:val="1"/>
           <w:color w:val="a3a3a3"/>
           <w:sz w:val="24"/>
           <w:szCs w:val="24"/>
@@ -5162,7 +5147,6 @@
       <w:pPr>
         <w:spacing w:after="280" w:lineRule="auto"/>
         <w:rPr>
-          <w:strike w:val="1"/>
           <w:color w:val="a3a3a3"/>
           <w:sz w:val="24"/>
           <w:szCs w:val="24"/>
@@ -5425,7 +5409,6 @@
       <w:pPr>
         <w:spacing w:after="280" w:lineRule="auto"/>
         <w:rPr>
-          <w:strike w:val="1"/>
           <w:color w:val="a3a3a3"/>
           <w:sz w:val="24"/>
           <w:szCs w:val="24"/>
@@ -5539,7 +5522,6 @@
       <w:pPr>
         <w:spacing w:after="280" w:lineRule="auto"/>
         <w:rPr>
-          <w:strike w:val="1"/>
           <w:color w:val="a3a3a3"/>
           <w:sz w:val="24"/>
           <w:szCs w:val="24"/>
@@ -5795,7 +5777,6 @@
       <w:pPr>
         <w:spacing w:after="280" w:lineRule="auto"/>
         <w:rPr>
-          <w:strike w:val="1"/>
           <w:color w:val="a3a3a3"/>
           <w:sz w:val="24"/>
           <w:szCs w:val="24"/>
@@ -5977,7 +5958,6 @@
       <w:pPr>
         <w:spacing w:after="280" w:lineRule="auto"/>
         <w:rPr>
-          <w:strike w:val="1"/>
           <w:color w:val="a3a3a3"/>
           <w:sz w:val="24"/>
           <w:szCs w:val="24"/>
@@ -6422,7 +6402,6 @@
       <w:pPr>
         <w:spacing w:after="280" w:lineRule="auto"/>
         <w:rPr>
-          <w:strike w:val="1"/>
           <w:color w:val="a3a3a3"/>
           <w:sz w:val="24"/>
           <w:szCs w:val="24"/>
@@ -6460,7 +6439,6 @@
       <w:pPr>
         <w:spacing w:after="280" w:lineRule="auto"/>
         <w:rPr>
-          <w:strike w:val="1"/>
           <w:color w:val="a3a3a3"/>
           <w:sz w:val="24"/>
           <w:szCs w:val="24"/>
@@ -6492,7 +6470,6 @@
       <w:pPr>
         <w:spacing w:after="280" w:lineRule="auto"/>
         <w:rPr>
-          <w:strike w:val="1"/>
           <w:color w:val="a3a3a3"/>
           <w:sz w:val="24"/>
           <w:szCs w:val="24"/>
@@ -6533,7 +6510,6 @@
       <w:pPr>
         <w:spacing w:after="280" w:lineRule="auto"/>
         <w:rPr>
-          <w:strike w:val="1"/>
           <w:color w:val="a3a3a3"/>
           <w:sz w:val="24"/>
           <w:szCs w:val="24"/>
@@ -6599,7 +6575,6 @@
       <w:pPr>
         <w:spacing w:after="280" w:lineRule="auto"/>
         <w:rPr>
-          <w:strike w:val="1"/>
           <w:color w:val="a3a3a3"/>
           <w:sz w:val="24"/>
           <w:szCs w:val="24"/>
@@ -6685,7 +6660,6 @@
       <w:pPr>
         <w:spacing w:after="280" w:lineRule="auto"/>
         <w:rPr>
-          <w:strike w:val="1"/>
           <w:color w:val="a3a3a3"/>
           <w:sz w:val="24"/>
           <w:szCs w:val="24"/>
@@ -6709,7 +6683,6 @@
       <w:pPr>
         <w:spacing w:after="280" w:lineRule="auto"/>
         <w:rPr>
-          <w:strike w:val="1"/>
           <w:sz w:val="24"/>
           <w:szCs w:val="24"/>
         </w:rPr>
@@ -6744,7 +6717,6 @@
       <w:pPr>
         <w:spacing w:after="280" w:lineRule="auto"/>
         <w:rPr>
-          <w:strike w:val="1"/>
           <w:color w:val="a3a3a3"/>
           <w:sz w:val="24"/>
           <w:szCs w:val="24"/>
@@ -6860,7 +6832,6 @@
       <w:pPr>
         <w:spacing w:after="280" w:lineRule="auto"/>
         <w:rPr>
-          <w:strike w:val="1"/>
           <w:color w:val="a3a3a3"/>
           <w:sz w:val="24"/>
           <w:szCs w:val="24"/>
@@ -6909,7 +6880,6 @@
       <w:pPr>
         <w:spacing w:after="280" w:lineRule="auto"/>
         <w:rPr>
-          <w:strike w:val="1"/>
           <w:color w:val="a3a3a3"/>
           <w:sz w:val="24"/>
           <w:szCs w:val="24"/>
@@ -6952,7 +6922,6 @@
       <w:pPr>
         <w:spacing w:after="280" w:lineRule="auto"/>
         <w:rPr>
-          <w:strike w:val="1"/>
           <w:color w:val="a3a3a3"/>
           <w:sz w:val="24"/>
           <w:szCs w:val="24"/>

--- a/input/E021 Valentine_s Day Special/Valentine_s Day Special - Script for Rana.docx
+++ b/input/E021 Valentine_s Day Special/Valentine_s Day Special - Script for Rana.docx
@@ -2,34 +2,6 @@
 <file path=word/document.xml><?xml version="1.0" encoding="utf-8"?>
 <w:document xmlns:mc="http://schemas.openxmlformats.org/markup-compatibility/2006" xmlns:o="urn:schemas-microsoft-com:office:office" xmlns:r="http://schemas.openxmlformats.org/officeDocument/2006/relationships" xmlns:m="http://schemas.openxmlformats.org/officeDocument/2006/math" xmlns:v="urn:schemas-microsoft-com:vml" xmlns:wp="http://schemas.openxmlformats.org/drawingml/2006/wordprocessingDrawing" xmlns:w10="urn:schemas-microsoft-com:office:word" xmlns:w="http://schemas.openxmlformats.org/wordprocessingml/2006/main" xmlns:wne="http://schemas.microsoft.com/office/word/2006/wordml" xmlns:sl="http://schemas.openxmlformats.org/schemaLibrary/2006/main" xmlns:a="http://schemas.openxmlformats.org/drawingml/2006/main" xmlns:pic="http://schemas.openxmlformats.org/drawingml/2006/picture" xmlns:c="http://schemas.openxmlformats.org/drawingml/2006/chart" xmlns:lc="http://schemas.openxmlformats.org/drawingml/2006/lockedCanvas" xmlns:dgm="http://schemas.openxmlformats.org/drawingml/2006/diagram" xmlns:wps="http://schemas.microsoft.com/office/word/2010/wordprocessingShape" xmlns:wpg="http://schemas.microsoft.com/office/word/2010/wordprocessingGroup" xmlns:w14="http://schemas.microsoft.com/office/word/2010/wordml" xmlns:w15="http://schemas.microsoft.com/office/word/2012/wordml" xmlns:w16="http://schemas.microsoft.com/office/word/2018/wordml" xmlns:w16cex="http://schemas.microsoft.com/office/word/2018/wordml/cex" xmlns:w16cid="http://schemas.microsoft.com/office/word/2016/wordml/cid" xmlns="http://schemas.microsoft.com/office/tasks/2019/documenttasks" xmlns:cr="http://schemas.microsoft.com/office/comments/2020/reactions">
   <w:body>
-    <w:p>
-      <w:pPr>
-        <w:rPr>
-          <w:b w:val="1"/>
-          <w:bCs w:val="1"/>
-          <w:u w:val="single"/>
-        </w:rPr>
-      </w:pPr>
-      <w:r>
-        <w:rPr>
-          <w:b w:val="1"/>
-          <w:bCs w:val="1"/>
-          <w:u w:val="single"/>
-          <w:rtl w:val="0"/>
-        </w:rPr>
-        <w:t xml:space="preserve">Valentine's Day Special - Intro Script </w:t>
-      </w:r>
-    </w:p>
-    <w:p>
-      <w:pPr>
-        <w:rPr/>
-      </w:pPr>
-      <w:r>
-        <w:rPr>
-          <w:rtl w:val="0"/>
-        </w:rPr>
-      </w:r>
-    </w:p>
     <w:p>
       <w:pPr>
         <w:rPr>
